--- a/results/report.docx
+++ b/results/report.docx
@@ -110,7 +110,7 @@
           <w:i/>
           <w:sz w:val="22"/>
         </w:rPr>
-        <w:t>Code and experimental artifacts: [TODO: insert GitHub URL].</w:t>
+        <w:t>Code and experimental artifacts: https://github.com/gowthamsenthil/compress-gradient</w:t>
       </w:r>
     </w:p>
     <w:p>
